--- a/Nuclear_Fuel_Performance/NE533_Spring2026/Module1/Exam1.docx
+++ b/Nuclear_Fuel_Performance/NE533_Spring2026/Module1/Exam1.docx
@@ -108,7 +108,7 @@
         <w:rPr>
           <w:rFonts w:ascii="Times New Roman" w:hAnsi="Times New Roman" w:cs="Times New Roman"/>
         </w:rPr>
-        <w:t>0</w:t>
+        <w:t>2</w:t>
       </w:r>
       <w:r>
         <w:rPr>
@@ -342,7 +342,19 @@
         <w:rPr>
           <w:rFonts w:ascii="Times New Roman" w:hAnsi="Times New Roman" w:cs="Times New Roman"/>
         </w:rPr>
-        <w:t xml:space="preserve"> at the midpoint of the cladding and at r=0.</w:t>
+        <w:t xml:space="preserve"> at the </w:t>
+      </w:r>
+      <w:r>
+        <w:rPr>
+          <w:rFonts w:ascii="Times New Roman" w:hAnsi="Times New Roman" w:cs="Times New Roman"/>
+        </w:rPr>
+        <w:t xml:space="preserve">radial </w:t>
+      </w:r>
+      <w:r>
+        <w:rPr>
+          <w:rFonts w:ascii="Times New Roman" w:hAnsi="Times New Roman" w:cs="Times New Roman"/>
+        </w:rPr>
+        <w:t>midpoint of the cladding and at r=0.</w:t>
       </w:r>
       <w:r>
         <w:rPr>
@@ -565,6 +577,12 @@
         <w:rPr>
           <w:rFonts w:ascii="Times New Roman" w:hAnsi="Times New Roman" w:cs="Times New Roman"/>
         </w:rPr>
+        <w:t>5</w:t>
+      </w:r>
+      <w:r>
+        <w:rPr>
+          <w:rFonts w:ascii="Times New Roman" w:hAnsi="Times New Roman" w:cs="Times New Roman"/>
+        </w:rPr>
         <w:t xml:space="preserve"> cm; </w:t>
       </w:r>
       <w:proofErr w:type="spellStart"/>
@@ -592,7 +610,13 @@
         <w:rPr>
           <w:rFonts w:ascii="Times New Roman" w:hAnsi="Times New Roman" w:cs="Times New Roman"/>
         </w:rPr>
-        <w:t>30</w:t>
+        <w:t>8</w:t>
+      </w:r>
+      <w:r>
+        <w:rPr>
+          <w:rFonts w:ascii="Times New Roman" w:hAnsi="Times New Roman" w:cs="Times New Roman"/>
+        </w:rPr>
+        <w:t>0</w:t>
       </w:r>
       <w:r>
         <w:rPr>
@@ -631,7 +655,19 @@
         <w:rPr>
           <w:rFonts w:ascii="Times New Roman" w:hAnsi="Times New Roman" w:cs="Times New Roman"/>
         </w:rPr>
-        <w:t>=0.05 cm;</w:t>
+        <w:t>=0.0</w:t>
+      </w:r>
+      <w:r>
+        <w:rPr>
+          <w:rFonts w:ascii="Times New Roman" w:hAnsi="Times New Roman" w:cs="Times New Roman"/>
+        </w:rPr>
+        <w:t>6</w:t>
+      </w:r>
+      <w:r>
+        <w:rPr>
+          <w:rFonts w:ascii="Times New Roman" w:hAnsi="Times New Roman" w:cs="Times New Roman"/>
+        </w:rPr>
+        <w:t xml:space="preserve"> cm;</w:t>
       </w:r>
       <w:r>
         <w:rPr>
@@ -664,80 +700,13 @@
         <w:rPr>
           <w:rFonts w:ascii="Times New Roman" w:hAnsi="Times New Roman" w:cs="Times New Roman"/>
         </w:rPr>
-        <w:t>0</w:t>
+        <w:t>4</w:t>
       </w:r>
       <w:r>
         <w:rPr>
           <w:rFonts w:ascii="Times New Roman" w:hAnsi="Times New Roman" w:cs="Times New Roman"/>
         </w:rPr>
         <w:t>0 K</w:t>
-      </w:r>
-    </w:p>
-    <w:p>
-      <w:pPr>
-        <w:ind w:left="360"/>
-        <w:rPr>
-          <w:rFonts w:ascii="Times New Roman" w:hAnsi="Times New Roman" w:cs="Times New Roman"/>
-        </w:rPr>
-      </w:pPr>
-    </w:p>
-    <w:p>
-      <w:pPr>
-        <w:ind w:left="360"/>
-        <w:rPr>
-          <w:rFonts w:ascii="Times New Roman" w:hAnsi="Times New Roman" w:cs="Times New Roman"/>
-        </w:rPr>
-      </w:pPr>
-      <w:r>
-        <w:rPr>
-          <w:rFonts w:ascii="Times New Roman" w:hAnsi="Times New Roman" w:cs="Times New Roman"/>
-        </w:rPr>
-        <w:t xml:space="preserve">Consider an oxide layer on the surface of the cladding, thickness of </w:t>
-      </w:r>
-      <w:r>
-        <w:rPr>
-          <w:rFonts w:ascii="Times New Roman" w:hAnsi="Times New Roman" w:cs="Times New Roman"/>
-        </w:rPr>
-        <w:t>6</w:t>
-      </w:r>
-      <w:r>
-        <w:rPr>
-          <w:rFonts w:ascii="Times New Roman" w:hAnsi="Times New Roman" w:cs="Times New Roman"/>
-        </w:rPr>
-        <w:t xml:space="preserve">0 </w:t>
-      </w:r>
-      <w:r>
-        <w:rPr>
-          <w:rFonts w:ascii="Symbol" w:hAnsi="Symbol" w:cs="Times New Roman"/>
-        </w:rPr>
-        <w:t>m</w:t>
-      </w:r>
-      <w:r>
-        <w:rPr>
-          <w:rFonts w:ascii="Times New Roman" w:hAnsi="Times New Roman" w:cs="Times New Roman"/>
-        </w:rPr>
-        <w:t xml:space="preserve">m, </w:t>
-      </w:r>
-      <w:proofErr w:type="spellStart"/>
-      <w:r>
-        <w:rPr>
-          <w:rFonts w:ascii="Times New Roman" w:hAnsi="Times New Roman" w:cs="Times New Roman"/>
-        </w:rPr>
-        <w:t>k</w:t>
-      </w:r>
-      <w:r>
-        <w:rPr>
-          <w:rFonts w:ascii="Times New Roman" w:hAnsi="Times New Roman" w:cs="Times New Roman"/>
-          <w:vertAlign w:val="subscript"/>
-        </w:rPr>
-        <w:t>ox</w:t>
-      </w:r>
-      <w:proofErr w:type="spellEnd"/>
-      <w:r>
-        <w:rPr>
-          <w:rFonts w:ascii="Times New Roman" w:hAnsi="Times New Roman" w:cs="Times New Roman"/>
-        </w:rPr>
-        <w:t>=0.015 W/cm-K. How does this change the centerline temperature?</w:t>
       </w:r>
     </w:p>
     <w:p>
@@ -1002,7 +971,19 @@
         <w:rPr>
           <w:rFonts w:ascii="Times New Roman" w:hAnsi="Times New Roman" w:cs="Times New Roman"/>
         </w:rPr>
-        <w:t>, inlet temperature = 500 K</w:t>
+        <w:t>, inlet temperature = 5</w:t>
+      </w:r>
+      <w:r>
+        <w:rPr>
+          <w:rFonts w:ascii="Times New Roman" w:hAnsi="Times New Roman" w:cs="Times New Roman"/>
+        </w:rPr>
+        <w:t>8</w:t>
+      </w:r>
+      <w:r>
+        <w:rPr>
+          <w:rFonts w:ascii="Times New Roman" w:hAnsi="Times New Roman" w:cs="Times New Roman"/>
+        </w:rPr>
+        <w:t>0 K</w:t>
       </w:r>
       <w:r>
         <w:rPr>
@@ -1039,196 +1020,61 @@
         <w:rPr>
           <w:rFonts w:ascii="Times New Roman" w:hAnsi="Times New Roman" w:cs="Times New Roman"/>
         </w:rPr>
-        <w:t>8</w:t>
-      </w:r>
-      <w:r>
-        <w:rPr>
-          <w:rFonts w:ascii="Times New Roman" w:hAnsi="Times New Roman" w:cs="Times New Roman"/>
-        </w:rPr>
-        <w:t xml:space="preserve"> pts) Derive the relationship for temperature drop over </w:t>
-      </w:r>
-      <w:r>
-        <w:rPr>
-          <w:rFonts w:ascii="Times New Roman" w:hAnsi="Times New Roman" w:cs="Times New Roman"/>
-        </w:rPr>
-        <w:t>a plate</w:t>
-      </w:r>
-      <w:r>
-        <w:rPr>
-          <w:rFonts w:ascii="Times New Roman" w:hAnsi="Times New Roman" w:cs="Times New Roman"/>
-        </w:rPr>
-        <w:t xml:space="preserve"> fuel in cartesian coordinates assuming the following boundary conditions: dT/dx(x</w:t>
-      </w:r>
-      <w:r>
-        <w:rPr>
-          <w:rFonts w:ascii="Times New Roman" w:hAnsi="Times New Roman" w:cs="Times New Roman"/>
-          <w:vertAlign w:val="subscript"/>
-        </w:rPr>
-        <w:t>0</w:t>
-      </w:r>
-      <w:r>
-        <w:rPr>
-          <w:rFonts w:ascii="Times New Roman" w:hAnsi="Times New Roman" w:cs="Times New Roman"/>
-        </w:rPr>
-        <w:t>) = 0; x</w:t>
-      </w:r>
-      <w:r>
-        <w:rPr>
-          <w:rFonts w:ascii="Times New Roman" w:hAnsi="Times New Roman" w:cs="Times New Roman"/>
-          <w:vertAlign w:val="subscript"/>
-        </w:rPr>
-        <w:t>0</w:t>
-      </w:r>
-      <w:r>
-        <w:rPr>
-          <w:rFonts w:ascii="Times New Roman" w:hAnsi="Times New Roman" w:cs="Times New Roman"/>
-        </w:rPr>
-        <w:t xml:space="preserve"> = 0; x</w:t>
-      </w:r>
-      <w:r>
-        <w:rPr>
-          <w:rFonts w:ascii="Times New Roman" w:hAnsi="Times New Roman" w:cs="Times New Roman"/>
-          <w:vertAlign w:val="subscript"/>
-        </w:rPr>
-        <w:t>1</w:t>
-      </w:r>
-      <w:r>
-        <w:rPr>
-          <w:rFonts w:ascii="Times New Roman" w:hAnsi="Times New Roman" w:cs="Times New Roman"/>
-        </w:rPr>
-        <w:t xml:space="preserve"> = X; T(x</w:t>
-      </w:r>
-      <w:r>
-        <w:rPr>
-          <w:rFonts w:ascii="Times New Roman" w:hAnsi="Times New Roman" w:cs="Times New Roman"/>
-          <w:vertAlign w:val="subscript"/>
-        </w:rPr>
-        <w:t>1</w:t>
-      </w:r>
-      <w:r>
-        <w:rPr>
-          <w:rFonts w:ascii="Times New Roman" w:hAnsi="Times New Roman" w:cs="Times New Roman"/>
-        </w:rPr>
-        <w:t>) = T</w:t>
-      </w:r>
-      <w:r>
-        <w:rPr>
-          <w:rFonts w:ascii="Times New Roman" w:hAnsi="Times New Roman" w:cs="Times New Roman"/>
-          <w:vertAlign w:val="subscript"/>
-        </w:rPr>
-        <w:t>1</w:t>
-      </w:r>
-      <w:r>
-        <w:rPr>
-          <w:rFonts w:ascii="Times New Roman" w:hAnsi="Times New Roman" w:cs="Times New Roman"/>
-        </w:rPr>
-        <w:t>; and the simplified equation below</w:t>
-      </w:r>
-      <w:r>
-        <w:rPr>
-          <w:rFonts w:ascii="Times New Roman" w:hAnsi="Times New Roman" w:cs="Times New Roman"/>
-        </w:rPr>
-        <w:t>. What assumptions were made to get to the provided equation?</w:t>
-      </w:r>
-    </w:p>
-    <w:p>
-      <w:pPr>
-        <w:rPr>
-          <w:rFonts w:ascii="Times New Roman" w:hAnsi="Times New Roman" w:cs="Times New Roman"/>
-        </w:rPr>
-      </w:pPr>
+        <w:t>6</w:t>
+      </w:r>
+      <w:r>
+        <w:rPr>
+          <w:rFonts w:ascii="Times New Roman" w:hAnsi="Times New Roman" w:cs="Times New Roman"/>
+        </w:rPr>
+        <w:t xml:space="preserve"> pts) </w:t>
+      </w:r>
+      <w:r>
+        <w:rPr>
+          <w:rFonts w:ascii="Times New Roman" w:hAnsi="Times New Roman" w:cs="Times New Roman"/>
+        </w:rPr>
+        <w:t>By h</w:t>
+      </w:r>
+      <w:r>
+        <w:rPr>
+          <w:rFonts w:ascii="Times New Roman" w:hAnsi="Times New Roman" w:cs="Times New Roman"/>
+        </w:rPr>
+        <w:t>ow much does the thermal conductivity</w:t>
+      </w:r>
+      <w:r>
+        <w:rPr>
+          <w:rFonts w:ascii="Times New Roman" w:hAnsi="Times New Roman" w:cs="Times New Roman"/>
+        </w:rPr>
+        <w:t xml:space="preserve"> of UO2 </w:t>
+      </w:r>
+      <w:r>
+        <w:rPr>
+          <w:rFonts w:ascii="Times New Roman" w:hAnsi="Times New Roman" w:cs="Times New Roman"/>
+        </w:rPr>
+        <w:t xml:space="preserve">degrade </w:t>
+      </w:r>
+      <w:r>
+        <w:rPr>
+          <w:rFonts w:ascii="Times New Roman" w:hAnsi="Times New Roman" w:cs="Times New Roman"/>
+        </w:rPr>
+        <w:t>at</w:t>
+      </w:r>
+      <w:r>
+        <w:rPr>
+          <w:rFonts w:ascii="Times New Roman" w:hAnsi="Times New Roman" w:cs="Times New Roman"/>
+        </w:rPr>
+        <w:t xml:space="preserve"> a burnup of 5% FIMA? Assume an average fuel temperature of 1200 K.</w:t>
+      </w:r>
+      <w:r>
+        <w:rPr>
+          <w:rFonts w:ascii="Times New Roman" w:hAnsi="Times New Roman" w:cs="Times New Roman"/>
+        </w:rPr>
+        <w:t xml:space="preserve"> </w:t>
+      </w:r>
     </w:p>
     <w:p>
       <w:pPr>
         <w:pStyle w:val="ListParagraph"/>
         <w:ind w:left="360"/>
-        <w:rPr>
-          <w:rFonts w:ascii="Times New Roman" w:hAnsi="Times New Roman" w:cs="Times New Roman"/>
-        </w:rPr>
-      </w:pPr>
-      <m:oMathPara>
-        <m:oMath>
-          <m:f>
-            <m:fPr>
-              <m:ctrlPr>
-                <w:rPr>
-                  <w:rFonts w:ascii="Cambria Math" w:hAnsi="Cambria Math" w:cs="Times New Roman"/>
-                  <w:i/>
-                </w:rPr>
-              </m:ctrlPr>
-            </m:fPr>
-            <m:num>
-              <m:r>
-                <w:rPr>
-                  <w:rFonts w:ascii="Cambria Math" w:hAnsi="Cambria Math" w:cs="Times New Roman"/>
-                </w:rPr>
-                <m:t>∂</m:t>
-              </m:r>
-            </m:num>
-            <m:den>
-              <m:r>
-                <w:rPr>
-                  <w:rFonts w:ascii="Cambria Math" w:hAnsi="Cambria Math" w:cs="Times New Roman"/>
-                </w:rPr>
-                <m:t>∂x</m:t>
-              </m:r>
-            </m:den>
-          </m:f>
-          <m:d>
-            <m:dPr>
-              <m:ctrlPr>
-                <w:rPr>
-                  <w:rFonts w:ascii="Cambria Math" w:hAnsi="Cambria Math" w:cs="Times New Roman"/>
-                  <w:i/>
-                </w:rPr>
-              </m:ctrlPr>
-            </m:dPr>
-            <m:e>
-              <m:r>
-                <w:rPr>
-                  <w:rFonts w:ascii="Cambria Math" w:hAnsi="Cambria Math" w:cs="Times New Roman"/>
-                </w:rPr>
-                <m:t>k</m:t>
-              </m:r>
-              <m:f>
-                <m:fPr>
-                  <m:ctrlPr>
-                    <w:rPr>
-                      <w:rFonts w:ascii="Cambria Math" w:hAnsi="Cambria Math" w:cs="Times New Roman"/>
-                      <w:i/>
-                    </w:rPr>
-                  </m:ctrlPr>
-                </m:fPr>
-                <m:num>
-                  <m:r>
-                    <w:rPr>
-                      <w:rFonts w:ascii="Cambria Math" w:hAnsi="Cambria Math" w:cs="Times New Roman"/>
-                    </w:rPr>
-                    <m:t>∂T</m:t>
-                  </m:r>
-                </m:num>
-                <m:den>
-                  <m:r>
-                    <w:rPr>
-                      <w:rFonts w:ascii="Cambria Math" w:hAnsi="Cambria Math" w:cs="Times New Roman"/>
-                    </w:rPr>
-                    <m:t>∂x</m:t>
-                  </m:r>
-                </m:den>
-              </m:f>
-            </m:e>
-          </m:d>
-          <m:r>
-            <w:rPr>
-              <w:rFonts w:ascii="Cambria Math" w:hAnsi="Cambria Math" w:cs="Times New Roman"/>
-            </w:rPr>
-            <m:t>+Q=0</m:t>
-          </m:r>
-        </m:oMath>
-      </m:oMathPara>
-    </w:p>
-    <w:p>
-      <w:pPr>
         <w:rPr>
           <w:rFonts w:ascii="Times New Roman" w:hAnsi="Times New Roman" w:cs="Times New Roman"/>
         </w:rPr>
@@ -1249,19 +1095,7 @@
         <w:rPr>
           <w:rFonts w:ascii="Times New Roman" w:hAnsi="Times New Roman" w:cs="Times New Roman"/>
         </w:rPr>
-        <w:t>(</w:t>
-      </w:r>
-      <w:r>
-        <w:rPr>
-          <w:rFonts w:ascii="Times New Roman" w:hAnsi="Times New Roman" w:cs="Times New Roman"/>
-        </w:rPr>
-        <w:t>6</w:t>
-      </w:r>
-      <w:r>
-        <w:rPr>
-          <w:rFonts w:ascii="Times New Roman" w:hAnsi="Times New Roman" w:cs="Times New Roman"/>
-        </w:rPr>
-        <w:t xml:space="preserve"> pts) What compound is utilized in the enrichment process? Describe the centrifuge-based enrichment of U, including why it works.</w:t>
+        <w:t>(6 pts) What assumptions to the heat conduction equation were required to derive the analytical form of the temperature profile?</w:t>
       </w:r>
     </w:p>
     <w:p>
@@ -1285,37 +1119,13 @@
         <w:rPr>
           <w:rFonts w:ascii="Times New Roman" w:hAnsi="Times New Roman" w:cs="Times New Roman"/>
         </w:rPr>
-        <w:t>8</w:t>
-      </w:r>
-      <w:r>
-        <w:rPr>
-          <w:rFonts w:ascii="Times New Roman" w:hAnsi="Times New Roman" w:cs="Times New Roman"/>
-        </w:rPr>
-        <w:t xml:space="preserve"> pts) What are the departure from nucleate boiling </w:t>
-      </w:r>
-      <w:r>
-        <w:rPr>
-          <w:rFonts w:ascii="Times New Roman" w:hAnsi="Times New Roman" w:cs="Times New Roman"/>
-        </w:rPr>
-        <w:t xml:space="preserve">ratio </w:t>
-      </w:r>
-      <w:r>
-        <w:rPr>
-          <w:rFonts w:ascii="Times New Roman" w:hAnsi="Times New Roman" w:cs="Times New Roman"/>
-        </w:rPr>
-        <w:t>and the critical heat flux?</w:t>
-      </w:r>
-      <w:r>
-        <w:rPr>
-          <w:rFonts w:ascii="Times New Roman" w:hAnsi="Times New Roman" w:cs="Times New Roman"/>
-        </w:rPr>
-        <w:t xml:space="preserve"> </w:t>
-      </w:r>
-      <w:r>
-        <w:rPr>
-          <w:rFonts w:ascii="Times New Roman" w:hAnsi="Times New Roman" w:cs="Times New Roman"/>
-        </w:rPr>
-        <w:t xml:space="preserve"> </w:t>
+        <w:t>5</w:t>
+      </w:r>
+      <w:r>
+        <w:rPr>
+          <w:rFonts w:ascii="Times New Roman" w:hAnsi="Times New Roman" w:cs="Times New Roman"/>
+        </w:rPr>
+        <w:t xml:space="preserve"> pts) What compound is utilized in the enrichment process? Describe the centrifuge-based enrichment of U, including why it works.</w:t>
       </w:r>
     </w:p>
     <w:p>
@@ -1339,7 +1149,7 @@
         <w:rPr>
           <w:rFonts w:ascii="Times New Roman" w:hAnsi="Times New Roman" w:cs="Times New Roman"/>
         </w:rPr>
-        <w:t>5</w:t>
+        <w:t>8</w:t>
       </w:r>
       <w:r>
         <w:rPr>
@@ -1351,7 +1161,31 @@
         <w:rPr>
           <w:rFonts w:ascii="Times New Roman" w:hAnsi="Times New Roman" w:cs="Times New Roman"/>
         </w:rPr>
-        <w:t>What is smear density? Why is this necessary?</w:t>
+        <w:t>Discuss</w:t>
+      </w:r>
+      <w:r>
+        <w:rPr>
+          <w:rFonts w:ascii="Times New Roman" w:hAnsi="Times New Roman" w:cs="Times New Roman"/>
+        </w:rPr>
+        <w:t xml:space="preserve"> the departure from nucleate boiling </w:t>
+      </w:r>
+      <w:r>
+        <w:rPr>
+          <w:rFonts w:ascii="Times New Roman" w:hAnsi="Times New Roman" w:cs="Times New Roman"/>
+        </w:rPr>
+        <w:t xml:space="preserve">ratio </w:t>
+      </w:r>
+      <w:r>
+        <w:rPr>
+          <w:rFonts w:ascii="Times New Roman" w:hAnsi="Times New Roman" w:cs="Times New Roman"/>
+        </w:rPr>
+        <w:t>and the critical heat flux</w:t>
+      </w:r>
+      <w:r>
+        <w:rPr>
+          <w:rFonts w:ascii="Times New Roman" w:hAnsi="Times New Roman" w:cs="Times New Roman"/>
+        </w:rPr>
+        <w:t>.</w:t>
       </w:r>
       <w:r>
         <w:rPr>
@@ -1393,13 +1227,25 @@
         <w:rPr>
           <w:rFonts w:ascii="Times New Roman" w:hAnsi="Times New Roman" w:cs="Times New Roman"/>
         </w:rPr>
-        <w:t>What are two sources</w:t>
-      </w:r>
-      <w:r>
-        <w:rPr>
-          <w:rFonts w:ascii="Times New Roman" w:hAnsi="Times New Roman" w:cs="Times New Roman"/>
-        </w:rPr>
-        <w:t xml:space="preserve"> of thermal conductivity degradation in UO2? </w:t>
+        <w:t xml:space="preserve">What is smear density? Why is </w:t>
+      </w:r>
+      <w:r>
+        <w:rPr>
+          <w:rFonts w:ascii="Times New Roman" w:hAnsi="Times New Roman" w:cs="Times New Roman"/>
+        </w:rPr>
+        <w:t>a reduced smear density necessary</w:t>
+      </w:r>
+      <w:r>
+        <w:rPr>
+          <w:rFonts w:ascii="Times New Roman" w:hAnsi="Times New Roman" w:cs="Times New Roman"/>
+        </w:rPr>
+        <w:t>?</w:t>
+      </w:r>
+      <w:r>
+        <w:rPr>
+          <w:rFonts w:ascii="Times New Roman" w:hAnsi="Times New Roman" w:cs="Times New Roman"/>
+        </w:rPr>
+        <w:t xml:space="preserve"> </w:t>
       </w:r>
     </w:p>
     <w:p>
@@ -1435,7 +1281,13 @@
         <w:rPr>
           <w:rFonts w:ascii="Times New Roman" w:hAnsi="Times New Roman" w:cs="Times New Roman"/>
         </w:rPr>
-        <w:t xml:space="preserve">Name two primary fission product species. Provide justification. </w:t>
+        <w:t>What are two sources</w:t>
+      </w:r>
+      <w:r>
+        <w:rPr>
+          <w:rFonts w:ascii="Times New Roman" w:hAnsi="Times New Roman" w:cs="Times New Roman"/>
+        </w:rPr>
+        <w:t xml:space="preserve"> of thermal conductivity degradation in UO2? </w:t>
       </w:r>
     </w:p>
     <w:p>
@@ -1459,7 +1311,7 @@
         <w:rPr>
           <w:rFonts w:ascii="Times New Roman" w:hAnsi="Times New Roman" w:cs="Times New Roman"/>
         </w:rPr>
-        <w:t>4</w:t>
+        <w:t>6</w:t>
       </w:r>
       <w:r>
         <w:rPr>
@@ -1472,6 +1324,12 @@
           <w:rFonts w:ascii="Times New Roman" w:hAnsi="Times New Roman" w:cs="Times New Roman"/>
         </w:rPr>
         <w:t xml:space="preserve">What is the role of cladding? </w:t>
+      </w:r>
+      <w:r>
+        <w:rPr>
+          <w:rFonts w:ascii="Times New Roman" w:hAnsi="Times New Roman" w:cs="Times New Roman"/>
+        </w:rPr>
+        <w:t xml:space="preserve">Why is Zr suitable as a cladding material? </w:t>
       </w:r>
     </w:p>
     <w:p>
@@ -1561,19 +1419,13 @@
         <w:rPr>
           <w:rFonts w:ascii="Times New Roman" w:hAnsi="Times New Roman" w:cs="Times New Roman"/>
         </w:rPr>
-        <w:t xml:space="preserve"> pts) </w:t>
-      </w:r>
-      <w:r>
-        <w:rPr>
-          <w:rFonts w:ascii="Times New Roman" w:hAnsi="Times New Roman" w:cs="Times New Roman"/>
-        </w:rPr>
-        <w:t>What are the limitations of the finite difference discretization scheme?</w:t>
-      </w:r>
-      <w:r>
-        <w:rPr>
-          <w:rFonts w:ascii="Times New Roman" w:hAnsi="Times New Roman" w:cs="Times New Roman"/>
-        </w:rPr>
-        <w:t xml:space="preserve"> </w:t>
+        <w:t xml:space="preserve"> pts) What are the three ways that space is discretized for numerical solutions? </w:t>
+      </w:r>
+      <w:r>
+        <w:rPr>
+          <w:rFonts w:ascii="Times New Roman" w:hAnsi="Times New Roman" w:cs="Times New Roman"/>
+        </w:rPr>
+        <w:t xml:space="preserve">Name a strength or weakness of one of these types. </w:t>
       </w:r>
     </w:p>
     <w:p>
@@ -1597,7 +1449,7 @@
         <w:rPr>
           <w:rFonts w:ascii="Times New Roman" w:hAnsi="Times New Roman" w:cs="Times New Roman"/>
         </w:rPr>
-        <w:t>6</w:t>
+        <w:t>5</w:t>
       </w:r>
       <w:r>
         <w:rPr>
@@ -1621,7 +1473,19 @@
         <w:rPr>
           <w:rFonts w:ascii="Times New Roman" w:hAnsi="Times New Roman" w:cs="Times New Roman"/>
         </w:rPr>
-        <w:t>(5 pts) What is the conceptual difference between implicit and explicit time integration? Which is more ‘stable’?</w:t>
+        <w:t>(</w:t>
+      </w:r>
+      <w:r>
+        <w:rPr>
+          <w:rFonts w:ascii="Times New Roman" w:hAnsi="Times New Roman" w:cs="Times New Roman"/>
+        </w:rPr>
+        <w:t>4</w:t>
+      </w:r>
+      <w:r>
+        <w:rPr>
+          <w:rFonts w:ascii="Times New Roman" w:hAnsi="Times New Roman" w:cs="Times New Roman"/>
+        </w:rPr>
+        <w:t xml:space="preserve"> pts) What is the conceptual difference between implicit and explicit time integration? </w:t>
       </w:r>
     </w:p>
     <w:sectPr>

--- a/Nuclear_Fuel_Performance/NE533_Spring2026/Module1/Exam1.docx
+++ b/Nuclear_Fuel_Performance/NE533_Spring2026/Module1/Exam1.docx
@@ -1056,13 +1056,7 @@
         <w:rPr>
           <w:rFonts w:ascii="Times New Roman" w:hAnsi="Times New Roman" w:cs="Times New Roman"/>
         </w:rPr>
-        <w:t>at</w:t>
-      </w:r>
-      <w:r>
-        <w:rPr>
-          <w:rFonts w:ascii="Times New Roman" w:hAnsi="Times New Roman" w:cs="Times New Roman"/>
-        </w:rPr>
-        <w:t xml:space="preserve"> a burnup of 5% FIMA? Assume an average fuel temperature of 1200 K.</w:t>
+        <w:t>at a burnup of 5% FIMA? Assume an average fuel temperature of 1200 K.</w:t>
       </w:r>
       <w:r>
         <w:rPr>
